--- a/deliverables/ethics/AQP_Consent_Form_v1.docx
+++ b/deliverables/ethics/AQP_Consent_Form_v1.docx
@@ -48,7 +48,7 @@
         <w:rPr>
           <w:rFonts w:ascii="Calibri" w:hAnsi="Calibri"/>
         </w:rPr>
-        <w:br/>
+        <w:t xml:space="preserve"> </w:t>
       </w:r>
       <w:r>
         <w:rPr>
@@ -74,7 +74,7 @@
         <w:rPr>
           <w:rFonts w:ascii="Calibri" w:hAnsi="Calibri"/>
         </w:rPr>
-        <w:br/>
+        <w:t xml:space="preserve"> </w:t>
       </w:r>
       <w:r>
         <w:rPr>
@@ -100,7 +100,7 @@
         <w:rPr>
           <w:rFonts w:ascii="Calibri" w:hAnsi="Calibri"/>
         </w:rPr>
-        <w:br/>
+        <w:t xml:space="preserve"> </w:t>
       </w:r>
       <w:r>
         <w:rPr>
@@ -541,7 +541,7 @@
                 <w:rFonts w:ascii="Calibri" w:hAnsi="Calibri"/>
                 <w:sz w:val="18"/>
               </w:rPr>
-              <w:t xml:space="preserve">I agree to the study window and session audio being recorded to measure task time, assists and errors. I understand that I may pause or stop recording.</w:t>
+              <w:t xml:space="preserve">I understand that study-window and session-audio recording is required to take part. I agree to recording for task time, assists, errors and independent coding. I may ask to pause or stop; if I do not agree, I will not take part and there is no penalty.</w:t>
             </w:r>
           </w:p>
         </w:tc>
